--- a/Manual/user_manual.docx
+++ b/Manual/user_manual.docx
@@ -333,7 +333,7 @@
           <w:szCs w:val="24"/>
           <w:lang w:val="el-GR"/>
         </w:rPr>
-        <w:t>ΑΡΙΣΤΕΙΔΗΣ</w:t>
+        <w:t xml:space="preserve">ΑΡΙΣΤΕΙΔΗΣ ΓΡΑΜΜΑΤΕΑΣ </w:t>
       </w:r>
       <w:r>
         <w:rPr>
@@ -344,28 +344,6 @@
           <w:szCs w:val="24"/>
           <w:lang w:val="el-GR"/>
         </w:rPr>
-        <w:t xml:space="preserve"> </w:t>
-      </w:r>
-      <w:r>
-        <w:rPr>
-          <w:rFonts w:cstheme="minorHAnsi"/>
-          <w:b/>
-          <w:bCs/>
-          <w:sz w:val="24"/>
-          <w:szCs w:val="24"/>
-          <w:lang w:val="el-GR"/>
-        </w:rPr>
-        <w:t xml:space="preserve">ΓΡΑΜΜΑΤΕΑΣ </w:t>
-      </w:r>
-      <w:r>
-        <w:rPr>
-          <w:rFonts w:cstheme="minorHAnsi"/>
-          <w:b/>
-          <w:bCs/>
-          <w:sz w:val="24"/>
-          <w:szCs w:val="24"/>
-          <w:lang w:val="el-GR"/>
-        </w:rPr>
         <w:t>21390287</w:t>
       </w:r>
     </w:p>
@@ -483,6 +461,12 @@
     </w:p>
     <w:sdt>
       <w:sdtPr>
+        <w:rPr>
+          <w:rFonts w:eastAsiaTheme="minorHAnsi" w:cstheme="minorBidi"/>
+          <w:color w:val="auto"/>
+          <w:sz w:val="22"/>
+          <w:szCs w:val="22"/>
+        </w:rPr>
         <w:id w:val="1405110672"/>
         <w:docPartObj>
           <w:docPartGallery w:val="Table of Contents"/>
@@ -491,13 +475,9 @@
       </w:sdtPr>
       <w:sdtEndPr>
         <w:rPr>
-          <w:rFonts w:eastAsiaTheme="minorHAnsi" w:cstheme="minorBidi"/>
           <w:b/>
           <w:bCs/>
           <w:noProof/>
-          <w:color w:val="auto"/>
-          <w:sz w:val="22"/>
-          <w:szCs w:val="22"/>
         </w:rPr>
       </w:sdtEndPr>
       <w:sdtContent>
@@ -540,7 +520,7 @@
           <w:r>
             <w:fldChar w:fldCharType="separate"/>
           </w:r>
-          <w:hyperlink w:anchor="_Toc206079442" w:history="1">
+          <w:hyperlink w:anchor="_Toc206080199" w:history="1">
             <w:r>
               <w:rPr>
                 <w:rStyle w:val="Hyperlink"/>
@@ -588,7 +568,7 @@
                 <w:noProof/>
                 <w:webHidden/>
               </w:rPr>
-              <w:instrText xml:space="preserve"> PAGEREF _Toc206079442 \h </w:instrText>
+              <w:instrText xml:space="preserve"> PAGEREF _Toc206080199 \h </w:instrText>
             </w:r>
             <w:r>
               <w:rPr>
@@ -635,7 +615,7 @@
               <w14:ligatures w14:val="standardContextual"/>
             </w:rPr>
           </w:pPr>
-          <w:hyperlink w:anchor="_Toc206079443" w:history="1">
+          <w:hyperlink w:anchor="_Toc206080200" w:history="1">
             <w:r>
               <w:rPr>
                 <w:rStyle w:val="Hyperlink"/>
@@ -684,7 +664,7 @@
                 <w:noProof/>
                 <w:webHidden/>
               </w:rPr>
-              <w:instrText xml:space="preserve"> PAGEREF _Toc206079443 \h </w:instrText>
+              <w:instrText xml:space="preserve"> PAGEREF _Toc206080200 \h </w:instrText>
             </w:r>
             <w:r>
               <w:rPr>
@@ -731,7 +711,7 @@
               <w14:ligatures w14:val="standardContextual"/>
             </w:rPr>
           </w:pPr>
-          <w:hyperlink w:anchor="_Toc206079444" w:history="1">
+          <w:hyperlink w:anchor="_Toc206080201" w:history="1">
             <w:r>
               <w:rPr>
                 <w:rStyle w:val="Hyperlink"/>
@@ -778,7 +758,7 @@
                 <w:noProof/>
                 <w:webHidden/>
               </w:rPr>
-              <w:instrText xml:space="preserve"> PAGEREF _Toc206079444 \h </w:instrText>
+              <w:instrText xml:space="preserve"> PAGEREF _Toc206080201 \h </w:instrText>
             </w:r>
             <w:r>
               <w:rPr>
@@ -825,7 +805,7 @@
               <w14:ligatures w14:val="standardContextual"/>
             </w:rPr>
           </w:pPr>
-          <w:hyperlink w:anchor="_Toc206079445" w:history="1">
+          <w:hyperlink w:anchor="_Toc206080202" w:history="1">
             <w:r>
               <w:rPr>
                 <w:rStyle w:val="Hyperlink"/>
@@ -874,7 +854,7 @@
                 <w:noProof/>
                 <w:webHidden/>
               </w:rPr>
-              <w:instrText xml:space="preserve"> PAGEREF _Toc206079445 \h </w:instrText>
+              <w:instrText xml:space="preserve"> PAGEREF _Toc206080202 \h </w:instrText>
             </w:r>
             <w:r>
               <w:rPr>
@@ -921,7 +901,7 @@
               <w14:ligatures w14:val="standardContextual"/>
             </w:rPr>
           </w:pPr>
-          <w:hyperlink w:anchor="_Toc206079446" w:history="1">
+          <w:hyperlink w:anchor="_Toc206080203" w:history="1">
             <w:r>
               <w:rPr>
                 <w:rStyle w:val="Hyperlink"/>
@@ -967,7 +947,7 @@
                 <w:noProof/>
                 <w:webHidden/>
               </w:rPr>
-              <w:instrText xml:space="preserve"> PAGEREF _Toc206079446 \h </w:instrText>
+              <w:instrText xml:space="preserve"> PAGEREF _Toc206080203 \h </w:instrText>
             </w:r>
             <w:r>
               <w:rPr>
@@ -1014,7 +994,7 @@
               <w14:ligatures w14:val="standardContextual"/>
             </w:rPr>
           </w:pPr>
-          <w:hyperlink w:anchor="_Toc206079447" w:history="1">
+          <w:hyperlink w:anchor="_Toc206080204" w:history="1">
             <w:r>
               <w:rPr>
                 <w:rStyle w:val="Hyperlink"/>
@@ -1062,7 +1042,7 @@
                 <w:noProof/>
                 <w:webHidden/>
               </w:rPr>
-              <w:instrText xml:space="preserve"> PAGEREF _Toc206079447 \h </w:instrText>
+              <w:instrText xml:space="preserve"> PAGEREF _Toc206080204 \h </w:instrText>
             </w:r>
             <w:r>
               <w:rPr>
@@ -1109,7 +1089,7 @@
               <w14:ligatures w14:val="standardContextual"/>
             </w:rPr>
           </w:pPr>
-          <w:hyperlink w:anchor="_Toc206079448" w:history="1">
+          <w:hyperlink w:anchor="_Toc206080205" w:history="1">
             <w:r>
               <w:rPr>
                 <w:rStyle w:val="Hyperlink"/>
@@ -1157,7 +1137,7 @@
                 <w:noProof/>
                 <w:webHidden/>
               </w:rPr>
-              <w:instrText xml:space="preserve"> PAGEREF _Toc206079448 \h </w:instrText>
+              <w:instrText xml:space="preserve"> PAGEREF _Toc206080205 \h </w:instrText>
             </w:r>
             <w:r>
               <w:rPr>
@@ -1177,7 +1157,102 @@
                 <w:noProof/>
                 <w:webHidden/>
               </w:rPr>
-              <w:t>5</w:t>
+              <w:t>6</w:t>
+            </w:r>
+            <w:r>
+              <w:rPr>
+                <w:noProof/>
+                <w:webHidden/>
+              </w:rPr>
+              <w:fldChar w:fldCharType="end"/>
+            </w:r>
+          </w:hyperlink>
+        </w:p>
+        <w:p>
+          <w:pPr>
+            <w:pStyle w:val="TOC2"/>
+            <w:tabs>
+              <w:tab w:val="left" w:pos="960"/>
+              <w:tab w:val="right" w:leader="dot" w:pos="8296"/>
+            </w:tabs>
+            <w:rPr>
+              <w:rFonts w:eastAsiaTheme="minorEastAsia"/>
+              <w:noProof/>
+              <w:kern w:val="2"/>
+              <w:sz w:val="24"/>
+              <w:szCs w:val="24"/>
+              <w14:ligatures w14:val="standardContextual"/>
+            </w:rPr>
+          </w:pPr>
+          <w:hyperlink w:anchor="_Toc206080206" w:history="1">
+            <w:r>
+              <w:rPr>
+                <w:rStyle w:val="Hyperlink"/>
+                <w:rFonts w:cstheme="minorHAnsi"/>
+                <w:noProof/>
+                <w:lang w:val="el-GR"/>
+              </w:rPr>
+              <w:t>3.5.</w:t>
+            </w:r>
+            <w:r>
+              <w:rPr>
+                <w:rFonts w:eastAsiaTheme="minorEastAsia"/>
+                <w:noProof/>
+                <w:kern w:val="2"/>
+                <w:sz w:val="24"/>
+                <w:szCs w:val="24"/>
+                <w14:ligatures w14:val="standardContextual"/>
+              </w:rPr>
+              <w:tab/>
+            </w:r>
+            <w:r>
+              <w:rPr>
+                <w:rStyle w:val="Hyperlink"/>
+                <w:noProof/>
+                <w:lang w:val="el-GR"/>
+              </w:rPr>
+              <w:t>Αγορά</w:t>
+            </w:r>
+            <w:r>
+              <w:rPr>
+                <w:noProof/>
+                <w:webHidden/>
+              </w:rPr>
+              <w:tab/>
+            </w:r>
+            <w:r>
+              <w:rPr>
+                <w:noProof/>
+                <w:webHidden/>
+              </w:rPr>
+              <w:fldChar w:fldCharType="begin"/>
+            </w:r>
+            <w:r>
+              <w:rPr>
+                <w:noProof/>
+                <w:webHidden/>
+              </w:rPr>
+              <w:instrText xml:space="preserve"> PAGEREF _Toc206080206 \h </w:instrText>
+            </w:r>
+            <w:r>
+              <w:rPr>
+                <w:noProof/>
+                <w:webHidden/>
+              </w:rPr>
+            </w:r>
+            <w:r>
+              <w:rPr>
+                <w:noProof/>
+                <w:webHidden/>
+              </w:rPr>
+              <w:fldChar w:fldCharType="separate"/>
+            </w:r>
+            <w:r>
+              <w:rPr>
+                <w:noProof/>
+                <w:webHidden/>
+              </w:rPr>
+              <w:t>6</w:t>
             </w:r>
             <w:r>
               <w:rPr>
@@ -1204,7 +1279,7 @@
               <w14:ligatures w14:val="standardContextual"/>
             </w:rPr>
           </w:pPr>
-          <w:hyperlink w:anchor="_Toc206079449" w:history="1">
+          <w:hyperlink w:anchor="_Toc206080207" w:history="1">
             <w:r>
               <w:rPr>
                 <w:rStyle w:val="Hyperlink"/>
@@ -1258,7 +1333,7 @@
                 <w:noProof/>
                 <w:webHidden/>
               </w:rPr>
-              <w:instrText xml:space="preserve"> PAGEREF _Toc206079449 \h </w:instrText>
+              <w:instrText xml:space="preserve"> PAGEREF _Toc206080207 \h </w:instrText>
             </w:r>
             <w:r>
               <w:rPr>
@@ -1305,7 +1380,7 @@
               <w14:ligatures w14:val="standardContextual"/>
             </w:rPr>
           </w:pPr>
-          <w:hyperlink w:anchor="_Toc206079450" w:history="1">
+          <w:hyperlink w:anchor="_Toc206080208" w:history="1">
             <w:r>
               <w:rPr>
                 <w:rStyle w:val="Hyperlink"/>
@@ -1353,7 +1428,7 @@
                 <w:noProof/>
                 <w:webHidden/>
               </w:rPr>
-              <w:instrText xml:space="preserve"> PAGEREF _Toc206079450 \h </w:instrText>
+              <w:instrText xml:space="preserve"> PAGEREF _Toc206080208 \h </w:instrText>
             </w:r>
             <w:r>
               <w:rPr>
@@ -1400,7 +1475,7 @@
               <w14:ligatures w14:val="standardContextual"/>
             </w:rPr>
           </w:pPr>
-          <w:hyperlink w:anchor="_Toc206079451" w:history="1">
+          <w:hyperlink w:anchor="_Toc206080209" w:history="1">
             <w:r>
               <w:rPr>
                 <w:rStyle w:val="Hyperlink"/>
@@ -1448,7 +1523,7 @@
                 <w:noProof/>
                 <w:webHidden/>
               </w:rPr>
-              <w:instrText xml:space="preserve"> PAGEREF _Toc206079451 \h </w:instrText>
+              <w:instrText xml:space="preserve"> PAGEREF _Toc206080209 \h </w:instrText>
             </w:r>
             <w:r>
               <w:rPr>
@@ -1468,7 +1543,197 @@
                 <w:noProof/>
                 <w:webHidden/>
               </w:rPr>
-              <w:t>6</w:t>
+              <w:t>7</w:t>
+            </w:r>
+            <w:r>
+              <w:rPr>
+                <w:noProof/>
+                <w:webHidden/>
+              </w:rPr>
+              <w:fldChar w:fldCharType="end"/>
+            </w:r>
+          </w:hyperlink>
+        </w:p>
+        <w:p>
+          <w:pPr>
+            <w:pStyle w:val="TOC2"/>
+            <w:tabs>
+              <w:tab w:val="left" w:pos="960"/>
+              <w:tab w:val="right" w:leader="dot" w:pos="8296"/>
+            </w:tabs>
+            <w:rPr>
+              <w:rFonts w:eastAsiaTheme="minorEastAsia"/>
+              <w:noProof/>
+              <w:kern w:val="2"/>
+              <w:sz w:val="24"/>
+              <w:szCs w:val="24"/>
+              <w14:ligatures w14:val="standardContextual"/>
+            </w:rPr>
+          </w:pPr>
+          <w:hyperlink w:anchor="_Toc206080210" w:history="1">
+            <w:r>
+              <w:rPr>
+                <w:rStyle w:val="Hyperlink"/>
+                <w:rFonts w:cstheme="minorHAnsi"/>
+                <w:noProof/>
+                <w:lang w:val="el-GR"/>
+              </w:rPr>
+              <w:t>4.3.</w:t>
+            </w:r>
+            <w:r>
+              <w:rPr>
+                <w:rFonts w:eastAsiaTheme="minorEastAsia"/>
+                <w:noProof/>
+                <w:kern w:val="2"/>
+                <w:sz w:val="24"/>
+                <w:szCs w:val="24"/>
+                <w14:ligatures w14:val="standardContextual"/>
+              </w:rPr>
+              <w:tab/>
+            </w:r>
+            <w:r>
+              <w:rPr>
+                <w:rStyle w:val="Hyperlink"/>
+                <w:noProof/>
+                <w:lang w:val="el-GR"/>
+              </w:rPr>
+              <w:t>Βοήθεια</w:t>
+            </w:r>
+            <w:r>
+              <w:rPr>
+                <w:noProof/>
+                <w:webHidden/>
+              </w:rPr>
+              <w:tab/>
+            </w:r>
+            <w:r>
+              <w:rPr>
+                <w:noProof/>
+                <w:webHidden/>
+              </w:rPr>
+              <w:fldChar w:fldCharType="begin"/>
+            </w:r>
+            <w:r>
+              <w:rPr>
+                <w:noProof/>
+                <w:webHidden/>
+              </w:rPr>
+              <w:instrText xml:space="preserve"> PAGEREF _Toc206080210 \h </w:instrText>
+            </w:r>
+            <w:r>
+              <w:rPr>
+                <w:noProof/>
+                <w:webHidden/>
+              </w:rPr>
+            </w:r>
+            <w:r>
+              <w:rPr>
+                <w:noProof/>
+                <w:webHidden/>
+              </w:rPr>
+              <w:fldChar w:fldCharType="separate"/>
+            </w:r>
+            <w:r>
+              <w:rPr>
+                <w:noProof/>
+                <w:webHidden/>
+              </w:rPr>
+              <w:t>7</w:t>
+            </w:r>
+            <w:r>
+              <w:rPr>
+                <w:noProof/>
+                <w:webHidden/>
+              </w:rPr>
+              <w:fldChar w:fldCharType="end"/>
+            </w:r>
+          </w:hyperlink>
+        </w:p>
+        <w:p>
+          <w:pPr>
+            <w:pStyle w:val="TOC2"/>
+            <w:tabs>
+              <w:tab w:val="left" w:pos="960"/>
+              <w:tab w:val="right" w:leader="dot" w:pos="8296"/>
+            </w:tabs>
+            <w:rPr>
+              <w:rFonts w:eastAsiaTheme="minorEastAsia"/>
+              <w:noProof/>
+              <w:kern w:val="2"/>
+              <w:sz w:val="24"/>
+              <w:szCs w:val="24"/>
+              <w14:ligatures w14:val="standardContextual"/>
+            </w:rPr>
+          </w:pPr>
+          <w:hyperlink w:anchor="_Toc206080211" w:history="1">
+            <w:r>
+              <w:rPr>
+                <w:rStyle w:val="Hyperlink"/>
+                <w:rFonts w:cstheme="minorHAnsi"/>
+                <w:noProof/>
+                <w:lang w:val="el-GR"/>
+              </w:rPr>
+              <w:t>4.4.</w:t>
+            </w:r>
+            <w:r>
+              <w:rPr>
+                <w:rFonts w:eastAsiaTheme="minorEastAsia"/>
+                <w:noProof/>
+                <w:kern w:val="2"/>
+                <w:sz w:val="24"/>
+                <w:szCs w:val="24"/>
+                <w14:ligatures w14:val="standardContextual"/>
+              </w:rPr>
+              <w:tab/>
+            </w:r>
+            <w:r>
+              <w:rPr>
+                <w:rStyle w:val="Hyperlink"/>
+                <w:noProof/>
+                <w:lang w:val="el-GR"/>
+              </w:rPr>
+              <w:t>Πορτοφόλι</w:t>
+            </w:r>
+            <w:r>
+              <w:rPr>
+                <w:noProof/>
+                <w:webHidden/>
+              </w:rPr>
+              <w:tab/>
+            </w:r>
+            <w:r>
+              <w:rPr>
+                <w:noProof/>
+                <w:webHidden/>
+              </w:rPr>
+              <w:fldChar w:fldCharType="begin"/>
+            </w:r>
+            <w:r>
+              <w:rPr>
+                <w:noProof/>
+                <w:webHidden/>
+              </w:rPr>
+              <w:instrText xml:space="preserve"> PAGEREF _Toc206080211 \h </w:instrText>
+            </w:r>
+            <w:r>
+              <w:rPr>
+                <w:noProof/>
+                <w:webHidden/>
+              </w:rPr>
+            </w:r>
+            <w:r>
+              <w:rPr>
+                <w:noProof/>
+                <w:webHidden/>
+              </w:rPr>
+              <w:fldChar w:fldCharType="separate"/>
+            </w:r>
+            <w:r>
+              <w:rPr>
+                <w:noProof/>
+                <w:webHidden/>
+              </w:rPr>
+              <w:t>7</w:t>
             </w:r>
             <w:r>
               <w:rPr>
@@ -1688,7 +1953,7 @@
           <w:szCs w:val="24"/>
         </w:rPr>
       </w:pPr>
-      <w:bookmarkStart w:id="1" w:name="_Toc206079442"/>
+      <w:bookmarkStart w:id="1" w:name="_Toc206080199"/>
       <w:r>
         <w:rPr>
           <w:rFonts w:cstheme="minorHAnsi"/>
@@ -1766,6 +2031,7 @@
       <w:r>
         <w:rPr>
           <w:rFonts w:cstheme="minorHAnsi"/>
+          <w:noProof/>
           <w:sz w:val="24"/>
           <w:szCs w:val="24"/>
         </w:rPr>
@@ -1820,7 +2086,7 @@
           <w:lang w:val="el-GR"/>
         </w:rPr>
       </w:pPr>
-      <w:bookmarkStart w:id="2" w:name="_Toc206079443"/>
+      <w:bookmarkStart w:id="2" w:name="_Toc206080200"/>
       <w:r>
         <w:rPr>
           <w:rFonts w:cstheme="minorHAnsi"/>
@@ -1851,6 +2117,7 @@
           <w:noProof/>
           <w14:ligatures w14:val="standardContextual"/>
         </w:rPr>
+        <w:lastRenderedPageBreak/>
         <mc:AlternateContent>
           <mc:Choice Requires="wps">
             <w:drawing>
@@ -1916,7 +2183,25 @@
                                   <w:szCs w:val="20"/>
                                   <w:lang w:val="el-GR"/>
                                 </w:rPr>
-                                <w:t>σημείο πληροφόρησης</w:t>
+                                <w:t>σημείο</w:t>
+                              </w:r>
+                              <w:r>
+                                <w:rPr>
+                                  <w:rStyle w:val="Hyperlink"/>
+                                  <w:sz w:val="20"/>
+                                  <w:szCs w:val="20"/>
+                                  <w:lang w:val="el-GR"/>
+                                </w:rPr>
+                                <w:t xml:space="preserve"> </w:t>
+                              </w:r>
+                              <w:r>
+                                <w:rPr>
+                                  <w:rStyle w:val="Hyperlink"/>
+                                  <w:sz w:val="20"/>
+                                  <w:szCs w:val="20"/>
+                                  <w:lang w:val="el-GR"/>
+                                </w:rPr>
+                                <w:t>πληροφόρησης</w:t>
                               </w:r>
                             </w:hyperlink>
                             <w:r>
@@ -2020,7 +2305,47 @@
                                 <w:szCs w:val="20"/>
                                 <w:lang w:val="el-GR"/>
                               </w:rPr>
-                              <w:t>(5), Βοήθεια (6), Πορτοφόλι (7).</w:t>
+                              <w:t xml:space="preserve">(5), </w:t>
+                            </w:r>
+                            <w:hyperlink w:anchor="_Βοήθεια" w:history="1">
+                              <w:r>
+                                <w:rPr>
+                                  <w:rStyle w:val="Hyperlink"/>
+                                  <w:sz w:val="20"/>
+                                  <w:szCs w:val="20"/>
+                                  <w:lang w:val="el-GR"/>
+                                </w:rPr>
+                                <w:t xml:space="preserve">Βοήθεια </w:t>
+                              </w:r>
+                            </w:hyperlink>
+                            <w:r>
+                              <w:rPr>
+                                <w:color w:val="FFFFFF" w:themeColor="background1"/>
+                                <w:sz w:val="20"/>
+                                <w:szCs w:val="20"/>
+                                <w:lang w:val="el-GR"/>
+                              </w:rPr>
+                              <w:t xml:space="preserve">(6), </w:t>
+                            </w:r>
+                            <w:hyperlink w:anchor="_Πορτοφόλι" w:history="1">
+                              <w:r>
+                                <w:rPr>
+                                  <w:rStyle w:val="Hyperlink"/>
+                                  <w:sz w:val="20"/>
+                                  <w:szCs w:val="20"/>
+                                  <w:lang w:val="el-GR"/>
+                                </w:rPr>
+                                <w:t xml:space="preserve">Πορτοφόλι </w:t>
+                              </w:r>
+                            </w:hyperlink>
+                            <w:r>
+                              <w:rPr>
+                                <w:color w:val="FFFFFF" w:themeColor="background1"/>
+                                <w:sz w:val="20"/>
+                                <w:szCs w:val="20"/>
+                                <w:lang w:val="el-GR"/>
+                              </w:rPr>
+                              <w:t>(7).</w:t>
                             </w:r>
                           </w:p>
                         </w:txbxContent>
@@ -2078,7 +2403,25 @@
                             <w:szCs w:val="20"/>
                             <w:lang w:val="el-GR"/>
                           </w:rPr>
-                          <w:t>σημείο πληροφόρησης</w:t>
+                          <w:t>σημείο</w:t>
+                        </w:r>
+                        <w:r>
+                          <w:rPr>
+                            <w:rStyle w:val="Hyperlink"/>
+                            <w:sz w:val="20"/>
+                            <w:szCs w:val="20"/>
+                            <w:lang w:val="el-GR"/>
+                          </w:rPr>
+                          <w:t xml:space="preserve"> </w:t>
+                        </w:r>
+                        <w:r>
+                          <w:rPr>
+                            <w:rStyle w:val="Hyperlink"/>
+                            <w:sz w:val="20"/>
+                            <w:szCs w:val="20"/>
+                            <w:lang w:val="el-GR"/>
+                          </w:rPr>
+                          <w:t>πληροφόρησης</w:t>
                         </w:r>
                       </w:hyperlink>
                       <w:r>
@@ -2182,7 +2525,47 @@
                           <w:szCs w:val="20"/>
                           <w:lang w:val="el-GR"/>
                         </w:rPr>
-                        <w:t>(5), Βοήθεια (6), Πορτοφόλι (7).</w:t>
+                        <w:t xml:space="preserve">(5), </w:t>
+                      </w:r>
+                      <w:hyperlink w:anchor="_Βοήθεια" w:history="1">
+                        <w:r>
+                          <w:rPr>
+                            <w:rStyle w:val="Hyperlink"/>
+                            <w:sz w:val="20"/>
+                            <w:szCs w:val="20"/>
+                            <w:lang w:val="el-GR"/>
+                          </w:rPr>
+                          <w:t xml:space="preserve">Βοήθεια </w:t>
+                        </w:r>
+                      </w:hyperlink>
+                      <w:r>
+                        <w:rPr>
+                          <w:color w:val="FFFFFF" w:themeColor="background1"/>
+                          <w:sz w:val="20"/>
+                          <w:szCs w:val="20"/>
+                          <w:lang w:val="el-GR"/>
+                        </w:rPr>
+                        <w:t xml:space="preserve">(6), </w:t>
+                      </w:r>
+                      <w:hyperlink w:anchor="_Πορτοφόλι" w:history="1">
+                        <w:r>
+                          <w:rPr>
+                            <w:rStyle w:val="Hyperlink"/>
+                            <w:sz w:val="20"/>
+                            <w:szCs w:val="20"/>
+                            <w:lang w:val="el-GR"/>
+                          </w:rPr>
+                          <w:t xml:space="preserve">Πορτοφόλι </w:t>
+                        </w:r>
+                      </w:hyperlink>
+                      <w:r>
+                        <w:rPr>
+                          <w:color w:val="FFFFFF" w:themeColor="background1"/>
+                          <w:sz w:val="20"/>
+                          <w:szCs w:val="20"/>
+                          <w:lang w:val="el-GR"/>
+                        </w:rPr>
+                        <w:t>(7).</w:t>
                       </w:r>
                     </w:p>
                   </w:txbxContent>
@@ -2198,7 +2581,7 @@
           <w14:ligatures w14:val="standardContextual"/>
         </w:rPr>
         <w:drawing>
-          <wp:inline distT="0" distB="0" distL="0" distR="0" wp14:anchorId="3D54CABA" wp14:editId="23BCF7AC">
+          <wp:inline distT="0" distB="0" distL="0" distR="0" wp14:anchorId="3D54CABA" wp14:editId="4345AB23">
             <wp:extent cx="5274310" cy="2965450"/>
             <wp:effectExtent l="0" t="0" r="2540" b="6350"/>
             <wp:docPr id="1471218861" name="Picture 1"/>
@@ -2264,7 +2647,6 @@
         <w:rPr>
           <w:lang w:val="el-GR"/>
         </w:rPr>
-        <w:lastRenderedPageBreak/>
         <w:t>Χειρίζεστε τον παίκτη. Ο παίκτης μετακινείται με τα πλήκτρα</w:t>
       </w:r>
       <w:r>
@@ -2327,8 +2709,7 @@
           <w:lang w:val="el-GR"/>
         </w:rPr>
       </w:pPr>
-      <w:bookmarkStart w:id="3" w:name="_Toc206079444"/>
-      <w:proofErr w:type="spellStart"/>
+      <w:bookmarkStart w:id="3" w:name="_Toc206080201"/>
       <w:r>
         <w:rPr>
           <w:rStyle w:val="Heading1Char"/>
@@ -2337,54 +2718,9 @@
           <w:sz w:val="24"/>
           <w:szCs w:val="24"/>
         </w:rPr>
-        <w:t>Αντικείμεν</w:t>
-      </w:r>
-      <w:proofErr w:type="spellEnd"/>
-      <w:r>
-        <w:rPr>
-          <w:rStyle w:val="Heading1Char"/>
-          <w:rFonts w:cstheme="minorHAnsi"/>
-          <w:color w:val="auto"/>
-          <w:sz w:val="24"/>
-          <w:szCs w:val="24"/>
-        </w:rPr>
-        <w:t xml:space="preserve">α </w:t>
-      </w:r>
-      <w:proofErr w:type="spellStart"/>
-      <w:r>
-        <w:rPr>
-          <w:rStyle w:val="Heading1Char"/>
-          <w:rFonts w:cstheme="minorHAnsi"/>
-          <w:color w:val="auto"/>
-          <w:sz w:val="24"/>
-          <w:szCs w:val="24"/>
-        </w:rPr>
-        <w:t>του</w:t>
-      </w:r>
-      <w:proofErr w:type="spellEnd"/>
-      <w:r>
-        <w:rPr>
-          <w:rStyle w:val="Heading1Char"/>
-          <w:rFonts w:cstheme="minorHAnsi"/>
-          <w:color w:val="auto"/>
-          <w:sz w:val="24"/>
-          <w:szCs w:val="24"/>
-        </w:rPr>
-        <w:t xml:space="preserve"> </w:t>
-      </w:r>
-      <w:proofErr w:type="spellStart"/>
-      <w:r>
-        <w:rPr>
-          <w:rStyle w:val="Heading1Char"/>
-          <w:rFonts w:cstheme="minorHAnsi"/>
-          <w:color w:val="auto"/>
-          <w:sz w:val="24"/>
-          <w:szCs w:val="24"/>
-        </w:rPr>
-        <w:t>κόσμου</w:t>
+        <w:t>Αντικείμενα του κόσμου</w:t>
       </w:r>
       <w:bookmarkEnd w:id="3"/>
-      <w:proofErr w:type="spellEnd"/>
     </w:p>
     <w:p>
       <w:pPr>
@@ -2400,7 +2736,7 @@
         </w:rPr>
       </w:pPr>
       <w:bookmarkStart w:id="4" w:name="_Σημεία_πληροφόρησης"/>
-      <w:bookmarkStart w:id="5" w:name="_Toc206079445"/>
+      <w:bookmarkStart w:id="5" w:name="_Toc206080202"/>
       <w:bookmarkEnd w:id="4"/>
       <w:r>
         <w:rPr>
@@ -2480,7 +2816,6 @@
                               </w:rPr>
                               <w:t xml:space="preserve">Ο παίκτης βρίσκεται δίπλα σε ένα </w:t>
                             </w:r>
-                            <w:proofErr w:type="spellStart"/>
                             <w:r>
                               <w:rPr>
                                 <w:color w:val="FFFFFF" w:themeColor="background1"/>
@@ -2488,9 +2823,8 @@
                                 <w:szCs w:val="20"/>
                                 <w:lang w:val="el-GR"/>
                               </w:rPr>
-                              <w:t>ενεργοποιμένο</w:t>
+                              <w:t>ενεργοποιημένο</w:t>
                             </w:r>
-                            <w:proofErr w:type="spellEnd"/>
                             <w:r>
                               <w:rPr>
                                 <w:color w:val="FFFFFF" w:themeColor="background1"/>
@@ -2500,7 +2834,6 @@
                               </w:rPr>
                               <w:t xml:space="preserve"> σημείο </w:t>
                             </w:r>
-                            <w:proofErr w:type="spellStart"/>
                             <w:r>
                               <w:rPr>
                                 <w:color w:val="FFFFFF" w:themeColor="background1"/>
@@ -2508,9 +2841,8 @@
                                 <w:szCs w:val="20"/>
                                 <w:lang w:val="el-GR"/>
                               </w:rPr>
-                              <w:t>πληροφόρισης</w:t>
+                              <w:t>πληροφόρησης</w:t>
                             </w:r>
-                            <w:proofErr w:type="spellEnd"/>
                             <w:r>
                               <w:rPr>
                                 <w:color w:val="FFFFFF" w:themeColor="background1"/>
@@ -2564,7 +2896,6 @@
                         </w:rPr>
                         <w:t xml:space="preserve">Ο παίκτης βρίσκεται δίπλα σε ένα </w:t>
                       </w:r>
-                      <w:proofErr w:type="spellStart"/>
                       <w:r>
                         <w:rPr>
                           <w:color w:val="FFFFFF" w:themeColor="background1"/>
@@ -2572,9 +2903,8 @@
                           <w:szCs w:val="20"/>
                           <w:lang w:val="el-GR"/>
                         </w:rPr>
-                        <w:t>ενεργοποιμένο</w:t>
+                        <w:t>ενεργοποιημένο</w:t>
                       </w:r>
-                      <w:proofErr w:type="spellEnd"/>
                       <w:r>
                         <w:rPr>
                           <w:color w:val="FFFFFF" w:themeColor="background1"/>
@@ -2584,7 +2914,6 @@
                         </w:rPr>
                         <w:t xml:space="preserve"> σημείο </w:t>
                       </w:r>
-                      <w:proofErr w:type="spellStart"/>
                       <w:r>
                         <w:rPr>
                           <w:color w:val="FFFFFF" w:themeColor="background1"/>
@@ -2592,9 +2921,8 @@
                           <w:szCs w:val="20"/>
                           <w:lang w:val="el-GR"/>
                         </w:rPr>
-                        <w:t>πληροφόρισης</w:t>
+                        <w:t>πληροφόρησης</w:t>
                       </w:r>
-                      <w:proofErr w:type="spellEnd"/>
                       <w:r>
                         <w:rPr>
                           <w:color w:val="FFFFFF" w:themeColor="background1"/>
@@ -2615,6 +2943,7 @@
       </w:r>
       <w:r>
         <w:rPr>
+          <w:noProof/>
           <w:lang w:val="el-GR"/>
         </w:rPr>
         <w:drawing>
@@ -2678,7 +3007,14 @@
         <w:rPr>
           <w:lang w:val="el-GR"/>
         </w:rPr>
-        <w:t xml:space="preserve">Στο κόσμο, βρίσκονται σημεία πληροφόρησης, που περιέχουν πληροφορίες για το κάστρο και τα αντικείμενα που περιέχει. Αυτά τα σημεία είναι αόρατα από μια απόσταση, αλλά γίνονται εμφανή και πάλλονται όταν ο χρήστης τα πλησιάσει. Πατώντας «Ζ», ο χρήστης μπορεί να διαβάσει την πληροφορία, ενώ ταυτόχρονα συνοδεύεται και από ηχητικό μήνυμα. </w:t>
+        <w:t xml:space="preserve">Στο κόσμο, βρίσκονται σημεία πληροφόρησης, που περιέχουν πληροφορίες για το κάστρο και τα αντικείμενα που περιέχει. Αυτά τα σημεία είναι αόρατα από μια απόσταση, αλλά </w:t>
+      </w:r>
+      <w:r>
+        <w:rPr>
+          <w:lang w:val="el-GR"/>
+        </w:rPr>
+        <w:lastRenderedPageBreak/>
+        <w:t xml:space="preserve">γίνονται εμφανή και πάλλονται όταν ο χρήστης τα πλησιάσει. Πατώντας «Ζ», ο χρήστης μπορεί να διαβάσει την πληροφορία, ενώ ταυτόχρονα συνοδεύεται και από ηχητικό μήνυμα. </w:t>
       </w:r>
       <w:r>
         <w:rPr>
@@ -2697,7 +3033,22 @@
         <w:rPr>
           <w:lang w:val="el-GR"/>
         </w:rPr>
-        <w:t>Οι πληροφορίες αποθηκεύονται στο βιβλίο.</w:t>
+        <w:t xml:space="preserve">Οι πληροφορίες αποθηκεύονται στο </w:t>
+      </w:r>
+      <w:hyperlink w:anchor="_Βιβλίο" w:history="1">
+        <w:r>
+          <w:rPr>
+            <w:rStyle w:val="Hyperlink"/>
+            <w:lang w:val="el-GR"/>
+          </w:rPr>
+          <w:t>βιβλίο</w:t>
+        </w:r>
+      </w:hyperlink>
+      <w:r>
+        <w:rPr>
+          <w:lang w:val="el-GR"/>
+        </w:rPr>
+        <w:t>.</w:t>
       </w:r>
     </w:p>
     <w:p>
@@ -2709,10 +3060,9 @@
         </w:numPr>
       </w:pPr>
       <w:bookmarkStart w:id="6" w:name="_NPC"/>
-      <w:bookmarkStart w:id="7" w:name="_Toc206079446"/>
+      <w:bookmarkStart w:id="7" w:name="_Toc206080203"/>
       <w:bookmarkEnd w:id="6"/>
       <w:r>
-        <w:lastRenderedPageBreak/>
         <w:t>NPC</w:t>
       </w:r>
       <w:bookmarkEnd w:id="7"/>
@@ -2783,16 +3133,7 @@
                                 <w:szCs w:val="20"/>
                                 <w:lang w:val="el-GR"/>
                               </w:rPr>
-                              <w:t xml:space="preserve">Ο παίκτης </w:t>
-                            </w:r>
-                            <w:r>
-                              <w:rPr>
-                                <w:color w:val="FFFFFF" w:themeColor="background1"/>
-                                <w:sz w:val="20"/>
-                                <w:szCs w:val="20"/>
-                                <w:lang w:val="el-GR"/>
-                              </w:rPr>
-                              <w:t>διακόπτει έναν ιππότη.</w:t>
+                              <w:t>Ο παίκτης διακόπτει έναν ιππότη.</w:t>
                             </w:r>
                           </w:p>
                         </w:txbxContent>
@@ -2836,16 +3177,7 @@
                           <w:szCs w:val="20"/>
                           <w:lang w:val="el-GR"/>
                         </w:rPr>
-                        <w:t xml:space="preserve">Ο παίκτης </w:t>
-                      </w:r>
-                      <w:r>
-                        <w:rPr>
-                          <w:color w:val="FFFFFF" w:themeColor="background1"/>
-                          <w:sz w:val="20"/>
-                          <w:szCs w:val="20"/>
-                          <w:lang w:val="el-GR"/>
-                        </w:rPr>
-                        <w:t>διακόπτει έναν ιππότη.</w:t>
+                        <w:t>Ο παίκτης διακόπτει έναν ιππότη.</w:t>
                       </w:r>
                     </w:p>
                   </w:txbxContent>
@@ -2857,6 +3189,9 @@
         </mc:AlternateContent>
       </w:r>
       <w:r>
+        <w:rPr>
+          <w:noProof/>
+        </w:rPr>
         <w:drawing>
           <wp:inline distT="0" distB="0" distL="0" distR="0" wp14:anchorId="1A639424" wp14:editId="4E5D0F74">
             <wp:extent cx="5274310" cy="2319655"/>
@@ -3030,7 +3365,7 @@
           <w:lang w:val="el-GR"/>
         </w:rPr>
       </w:pPr>
-      <w:bookmarkStart w:id="8" w:name="_Toc206079447"/>
+      <w:bookmarkStart w:id="8" w:name="_Toc206080204"/>
       <w:r>
         <w:rPr>
           <w:noProof/>
@@ -3299,27 +3634,7 @@
                                 <w:szCs w:val="20"/>
                                 <w:lang w:val="el-GR"/>
                               </w:rPr>
-                              <w:t xml:space="preserve">Δυο πόρτες: </w:t>
-                            </w:r>
-                            <w:proofErr w:type="spellStart"/>
-                            <w:r>
-                              <w:rPr>
-                                <w:color w:val="FFFFFF" w:themeColor="background1"/>
-                                <w:sz w:val="20"/>
-                                <w:szCs w:val="20"/>
-                                <w:lang w:val="el-GR"/>
-                              </w:rPr>
-                              <w:t>ημιπερατή</w:t>
-                            </w:r>
-                            <w:proofErr w:type="spellEnd"/>
-                            <w:r>
-                              <w:rPr>
-                                <w:color w:val="FFFFFF" w:themeColor="background1"/>
-                                <w:sz w:val="20"/>
-                                <w:szCs w:val="20"/>
-                                <w:lang w:val="el-GR"/>
-                              </w:rPr>
-                              <w:t xml:space="preserve"> (αριστερά) και συμπαγής (δεξιά). Είναι </w:t>
+                              <w:t xml:space="preserve">Δυο πόρτες: ημιπερατή (αριστερά) και συμπαγής (δεξιά). Είναι </w:t>
                             </w:r>
                             <w:r>
                               <w:rPr>
@@ -3381,27 +3696,7 @@
                           <w:szCs w:val="20"/>
                           <w:lang w:val="el-GR"/>
                         </w:rPr>
-                        <w:t xml:space="preserve">Δυο πόρτες: </w:t>
-                      </w:r>
-                      <w:proofErr w:type="spellStart"/>
-                      <w:r>
-                        <w:rPr>
-                          <w:color w:val="FFFFFF" w:themeColor="background1"/>
-                          <w:sz w:val="20"/>
-                          <w:szCs w:val="20"/>
-                          <w:lang w:val="el-GR"/>
-                        </w:rPr>
-                        <w:t>ημιπερατή</w:t>
-                      </w:r>
-                      <w:proofErr w:type="spellEnd"/>
-                      <w:r>
-                        <w:rPr>
-                          <w:color w:val="FFFFFF" w:themeColor="background1"/>
-                          <w:sz w:val="20"/>
-                          <w:szCs w:val="20"/>
-                          <w:lang w:val="el-GR"/>
-                        </w:rPr>
-                        <w:t xml:space="preserve"> (αριστερά) και συμπαγής (δεξιά). Είναι </w:t>
+                        <w:t xml:space="preserve">Δυο πόρτες: ημιπερατή (αριστερά) και συμπαγής (δεξιά). Είναι </w:t>
                       </w:r>
                       <w:r>
                         <w:rPr>
@@ -3462,11 +3757,12 @@
           <w:lang w:val="el-GR"/>
         </w:rPr>
       </w:pPr>
-      <w:bookmarkStart w:id="9" w:name="_Toc206079448"/>
-      <w:r>
-        <w:rPr>
-          <w:lang w:val="el-GR"/>
-        </w:rPr>
+      <w:bookmarkStart w:id="9" w:name="_Toc206080205"/>
+      <w:r>
+        <w:rPr>
+          <w:lang w:val="el-GR"/>
+        </w:rPr>
+        <w:lastRenderedPageBreak/>
         <w:t>Γουρούνια</w:t>
       </w:r>
       <w:bookmarkEnd w:id="9"/>
@@ -3595,6 +3891,7 @@
       </w:r>
       <w:r>
         <w:rPr>
+          <w:noProof/>
           <w:lang w:val="el-GR"/>
         </w:rPr>
         <w:drawing>
@@ -3644,7 +3941,6 @@
         <w:rPr>
           <w:lang w:val="el-GR"/>
         </w:rPr>
-        <w:lastRenderedPageBreak/>
         <w:t>Έξι γουρούνια έχουν ξεφύγει στο κάστρο. Πιθανόν κάποιος να τα ψάχνει…</w:t>
       </w:r>
     </w:p>
@@ -3671,6 +3967,227 @@
           <w:lang w:val="el-GR"/>
         </w:rPr>
         <w:t xml:space="preserve"> πατώντας «Ζ» κοντά τους.</w:t>
+      </w:r>
+    </w:p>
+    <w:p>
+      <w:pPr>
+        <w:pStyle w:val="Heading2"/>
+        <w:numPr>
+          <w:ilvl w:val="1"/>
+          <w:numId w:val="1"/>
+        </w:numPr>
+        <w:rPr>
+          <w:lang w:val="el-GR"/>
+        </w:rPr>
+      </w:pPr>
+      <w:bookmarkStart w:id="10" w:name="_Αγορά"/>
+      <w:bookmarkStart w:id="11" w:name="_Toc206080206"/>
+      <w:bookmarkEnd w:id="10"/>
+      <w:r>
+        <w:rPr>
+          <w:noProof/>
+          <w14:ligatures w14:val="standardContextual"/>
+        </w:rPr>
+        <mc:AlternateContent>
+          <mc:Choice Requires="wps">
+            <w:drawing>
+              <wp:anchor distT="0" distB="0" distL="114300" distR="114300" simplePos="0" relativeHeight="251680768" behindDoc="0" locked="0" layoutInCell="1" allowOverlap="1" wp14:anchorId="63F82244" wp14:editId="57AAA380">
+                <wp:simplePos x="0" y="0"/>
+                <wp:positionH relativeFrom="margin">
+                  <wp:posOffset>3053862</wp:posOffset>
+                </wp:positionH>
+                <wp:positionV relativeFrom="paragraph">
+                  <wp:posOffset>262108</wp:posOffset>
+                </wp:positionV>
+                <wp:extent cx="2033953" cy="633047"/>
+                <wp:effectExtent l="0" t="0" r="23495" b="15240"/>
+                <wp:wrapNone/>
+                <wp:docPr id="1856350692" name="Text Box 2"/>
+                <wp:cNvGraphicFramePr/>
+                <a:graphic xmlns:a="http://schemas.openxmlformats.org/drawingml/2006/main">
+                  <a:graphicData uri="http://schemas.microsoft.com/office/word/2010/wordprocessingShape">
+                    <wps:wsp>
+                      <wps:cNvSpPr txBox="1"/>
+                      <wps:spPr>
+                        <a:xfrm>
+                          <a:off x="0" y="0"/>
+                          <a:ext cx="2033953" cy="633047"/>
+                        </a:xfrm>
+                        <a:prstGeom prst="rect">
+                          <a:avLst/>
+                        </a:prstGeom>
+                        <a:solidFill>
+                          <a:srgbClr val="C00000"/>
+                        </a:solidFill>
+                        <a:ln w="6350">
+                          <a:solidFill>
+                            <a:prstClr val="black"/>
+                          </a:solidFill>
+                        </a:ln>
+                      </wps:spPr>
+                      <wps:txbx>
+                        <w:txbxContent>
+                          <w:p>
+                            <w:pPr>
+                              <w:rPr>
+                                <w:color w:val="FFFFFF" w:themeColor="background1"/>
+                                <w:sz w:val="20"/>
+                                <w:szCs w:val="20"/>
+                                <w:lang w:val="el-GR"/>
+                              </w:rPr>
+                            </w:pPr>
+                            <w:r>
+                              <w:rPr>
+                                <w:color w:val="FFFFFF" w:themeColor="background1"/>
+                                <w:sz w:val="20"/>
+                                <w:szCs w:val="20"/>
+                                <w:lang w:val="el-GR"/>
+                              </w:rPr>
+                              <w:t xml:space="preserve">Ο παίκτης </w:t>
+                            </w:r>
+                            <w:r>
+                              <w:rPr>
+                                <w:color w:val="FFFFFF" w:themeColor="background1"/>
+                                <w:sz w:val="20"/>
+                                <w:szCs w:val="20"/>
+                                <w:lang w:val="el-GR"/>
+                              </w:rPr>
+                              <w:t>ετοιμάζεται να αγοράσει τον αναμνηστικό χάρτη με την πιστωτική του κάρτα.</w:t>
+                            </w:r>
+                          </w:p>
+                        </w:txbxContent>
+                      </wps:txbx>
+                      <wps:bodyPr rot="0" spcFirstLastPara="0" vertOverflow="overflow" horzOverflow="overflow" vert="horz" wrap="square" lIns="91440" tIns="45720" rIns="91440" bIns="45720" numCol="1" spcCol="0" rtlCol="0" fromWordArt="0" anchor="t" anchorCtr="0" forceAA="0" compatLnSpc="1">
+                        <a:prstTxWarp prst="textNoShape">
+                          <a:avLst/>
+                        </a:prstTxWarp>
+                        <a:noAutofit/>
+                      </wps:bodyPr>
+                    </wps:wsp>
+                  </a:graphicData>
+                </a:graphic>
+                <wp14:sizeRelH relativeFrom="margin">
+                  <wp14:pctWidth>0</wp14:pctWidth>
+                </wp14:sizeRelH>
+                <wp14:sizeRelV relativeFrom="margin">
+                  <wp14:pctHeight>0</wp14:pctHeight>
+                </wp14:sizeRelV>
+              </wp:anchor>
+            </w:drawing>
+          </mc:Choice>
+          <mc:Fallback>
+            <w:pict>
+              <v:shape w14:anchorId="63F82244" id="_x0000_s1031" type="#_x0000_t202" style="position:absolute;left:0;text-align:left;margin-left:240.45pt;margin-top:20.65pt;width:160.15pt;height:49.85pt;z-index:251680768;visibility:visible;mso-wrap-style:square;mso-width-percent:0;mso-height-percent:0;mso-wrap-distance-left:9pt;mso-wrap-distance-top:0;mso-wrap-distance-right:9pt;mso-wrap-distance-bottom:0;mso-position-horizontal:absolute;mso-position-horizontal-relative:margin;mso-position-vertical:absolute;mso-position-vertical-relative:text;mso-width-percent:0;mso-height-percent:0;mso-width-relative:margin;mso-height-relative:margin;v-text-anchor:top" o:gfxdata="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" fillcolor="#c00000" strokeweight=".5pt">
+                <v:textbox>
+                  <w:txbxContent>
+                    <w:p>
+                      <w:pPr>
+                        <w:rPr>
+                          <w:color w:val="FFFFFF" w:themeColor="background1"/>
+                          <w:sz w:val="20"/>
+                          <w:szCs w:val="20"/>
+                          <w:lang w:val="el-GR"/>
+                        </w:rPr>
+                      </w:pPr>
+                      <w:r>
+                        <w:rPr>
+                          <w:color w:val="FFFFFF" w:themeColor="background1"/>
+                          <w:sz w:val="20"/>
+                          <w:szCs w:val="20"/>
+                          <w:lang w:val="el-GR"/>
+                        </w:rPr>
+                        <w:t xml:space="preserve">Ο παίκτης </w:t>
+                      </w:r>
+                      <w:r>
+                        <w:rPr>
+                          <w:color w:val="FFFFFF" w:themeColor="background1"/>
+                          <w:sz w:val="20"/>
+                          <w:szCs w:val="20"/>
+                          <w:lang w:val="el-GR"/>
+                        </w:rPr>
+                        <w:t>ετοιμάζεται να αγοράσει τον αναμνηστικό χάρτη με την πιστωτική του κάρτα.</w:t>
+                      </w:r>
+                    </w:p>
+                  </w:txbxContent>
+                </v:textbox>
+                <w10:wrap anchorx="margin"/>
+              </v:shape>
+            </w:pict>
+          </mc:Fallback>
+        </mc:AlternateContent>
+      </w:r>
+      <w:r>
+        <w:rPr>
+          <w:lang w:val="el-GR"/>
+        </w:rPr>
+        <w:t>Αγορά</w:t>
+      </w:r>
+      <w:bookmarkEnd w:id="11"/>
+    </w:p>
+    <w:p>
+      <w:pPr>
+        <w:rPr>
+          <w:lang w:val="el-GR"/>
+        </w:rPr>
+      </w:pPr>
+      <w:r>
+        <w:rPr>
+          <w:lang w:val="el-GR"/>
+        </w:rPr>
+        <w:drawing>
+          <wp:inline distT="0" distB="0" distL="0" distR="0" wp14:anchorId="1E0BF2CE" wp14:editId="59F90B44">
+            <wp:extent cx="2824395" cy="1899139"/>
+            <wp:effectExtent l="0" t="0" r="0" b="6350"/>
+            <wp:docPr id="1412362488" name="Picture 1"/>
+            <wp:cNvGraphicFramePr>
+              <a:graphicFrameLocks xmlns:a="http://schemas.openxmlformats.org/drawingml/2006/main" noChangeAspect="1"/>
+            </wp:cNvGraphicFramePr>
+            <a:graphic xmlns:a="http://schemas.openxmlformats.org/drawingml/2006/main">
+              <a:graphicData uri="http://schemas.openxmlformats.org/drawingml/2006/picture">
+                <pic:pic xmlns:pic="http://schemas.openxmlformats.org/drawingml/2006/picture">
+                  <pic:nvPicPr>
+                    <pic:cNvPr id="1412362488" name=""/>
+                    <pic:cNvPicPr/>
+                  </pic:nvPicPr>
+                  <pic:blipFill>
+                    <a:blip r:embed="rId16"/>
+                    <a:stretch>
+                      <a:fillRect/>
+                    </a:stretch>
+                  </pic:blipFill>
+                  <pic:spPr>
+                    <a:xfrm>
+                      <a:off x="0" y="0"/>
+                      <a:ext cx="2833154" cy="1905029"/>
+                    </a:xfrm>
+                    <a:prstGeom prst="rect">
+                      <a:avLst/>
+                    </a:prstGeom>
+                  </pic:spPr>
+                </pic:pic>
+              </a:graphicData>
+            </a:graphic>
+          </wp:inline>
+        </w:drawing>
+      </w:r>
+    </w:p>
+    <w:p>
+      <w:pPr>
+        <w:rPr>
+          <w:lang w:val="el-GR"/>
+        </w:rPr>
+      </w:pPr>
+      <w:r>
+        <w:rPr>
+          <w:lang w:val="el-GR"/>
+        </w:rPr>
+        <w:t>Ο παίκτης μπορεί να αγοράσει αναμνηστικά αντικείμενα με νομίσματα, που μπορεί να κερδίσει μέσα στο παιχνίδι, ή με «αληθινά» λεφτά (πιστωτική/χρεωστική κάρτα).</w:t>
+      </w:r>
+      <w:r>
+        <w:rPr>
+          <w:lang w:val="el-GR"/>
+        </w:rPr>
+        <w:t xml:space="preserve"> Ο χρήστης πρέπει να πατήσει «Ζ» στην αγορά, και να χρησιμοποιήσει το ποντίκι για να ολοκληρώσει την αγορά.</w:t>
       </w:r>
     </w:p>
     <w:p>
@@ -3684,7 +4201,7 @@
           <w:lang w:val="el-GR"/>
         </w:rPr>
       </w:pPr>
-      <w:bookmarkStart w:id="10" w:name="_Toc206079449"/>
+      <w:bookmarkStart w:id="12" w:name="_Toc206080207"/>
       <w:r>
         <w:rPr>
           <w:lang w:val="el-GR"/>
@@ -3694,7 +4211,7 @@
       <w:r>
         <w:t>UI</w:t>
       </w:r>
-      <w:bookmarkEnd w:id="10"/>
+      <w:bookmarkEnd w:id="12"/>
     </w:p>
     <w:p>
       <w:pPr>
@@ -3753,11 +4270,12 @@
           <w:lang w:val="el-GR"/>
         </w:rPr>
       </w:pPr>
-      <w:bookmarkStart w:id="11" w:name="_Toc206079450"/>
-      <w:bookmarkStart w:id="12" w:name="_Βιβλίο"/>
-      <w:bookmarkEnd w:id="12"/>
-      <w:r>
-        <w:rPr>
+      <w:bookmarkStart w:id="13" w:name="_Βιβλίο"/>
+      <w:bookmarkStart w:id="14" w:name="_Toc206080208"/>
+      <w:bookmarkEnd w:id="13"/>
+      <w:r>
+        <w:rPr>
+          <w:noProof/>
           <w:lang w:val="el-GR"/>
         </w:rPr>
         <w:drawing>
@@ -3792,7 +4310,7 @@
                     <pic:cNvPicPr/>
                   </pic:nvPicPr>
                   <pic:blipFill>
-                    <a:blip r:embed="rId16" cstate="print">
+                    <a:blip r:embed="rId17" cstate="print">
                       <a:extLst>
                         <a:ext uri="{28A0092B-C50C-407E-A947-70E740481C1C}">
                           <a14:useLocalDpi xmlns:a14="http://schemas.microsoft.com/office/drawing/2010/main" val="0"/>
@@ -3893,16 +4411,7 @@
                                 <w:szCs w:val="20"/>
                                 <w:lang w:val="el-GR"/>
                               </w:rPr>
-                              <w:t xml:space="preserve"> παίκτης </w:t>
-                            </w:r>
-                            <w:r>
-                              <w:rPr>
-                                <w:color w:val="FFFFFF" w:themeColor="background1"/>
-                                <w:sz w:val="20"/>
-                                <w:szCs w:val="20"/>
-                                <w:lang w:val="el-GR"/>
-                              </w:rPr>
-                              <w:t>ανακεφαλαιώνει τις πληροφορίες που έχει αποκτήσει.</w:t>
+                              <w:t xml:space="preserve"> παίκτης ανακεφαλαιώνει τις πληροφορίες που έχει αποκτήσει.</w:t>
                             </w:r>
                           </w:p>
                           <w:p>
@@ -3955,7 +4464,7 @@
           </mc:Choice>
           <mc:Fallback>
             <w:pict>
-              <v:shape w14:anchorId="5913E30D" id="_x0000_s1031" type="#_x0000_t202" style="position:absolute;left:0;text-align:left;margin-left:158.3pt;margin-top:24.85pt;width:106.15pt;height:126.45pt;z-index:251672576;visibility:visible;mso-wrap-style:square;mso-width-percent:0;mso-height-percent:0;mso-wrap-distance-left:9pt;mso-wrap-distance-top:0;mso-wrap-distance-right:9pt;mso-wrap-distance-bottom:0;mso-position-horizontal:absolute;mso-position-horizontal-relative:margin;mso-position-vertical:absolute;mso-position-vertical-relative:text;mso-width-percent:0;mso-height-percent:0;mso-width-relative:margin;mso-height-relative:margin;v-text-anchor:top" o:gfxdata="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" fillcolor="#c00000" strokeweight=".5pt">
+              <v:shape w14:anchorId="5913E30D" id="_x0000_s1032" type="#_x0000_t202" style="position:absolute;left:0;text-align:left;margin-left:158.3pt;margin-top:24.85pt;width:106.15pt;height:126.45pt;z-index:251672576;visibility:visible;mso-wrap-style:square;mso-width-percent:0;mso-height-percent:0;mso-wrap-distance-left:9pt;mso-wrap-distance-top:0;mso-wrap-distance-right:9pt;mso-wrap-distance-bottom:0;mso-position-horizontal:absolute;mso-position-horizontal-relative:margin;mso-position-vertical:absolute;mso-position-vertical-relative:text;mso-width-percent:0;mso-height-percent:0;mso-width-relative:margin;mso-height-relative:margin;v-text-anchor:top" o:gfxdata="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" fillcolor="#c00000" strokeweight=".5pt">
                 <v:textbox>
                   <w:txbxContent>
                     <w:p>
@@ -3983,16 +4492,7 @@
                           <w:szCs w:val="20"/>
                           <w:lang w:val="el-GR"/>
                         </w:rPr>
-                        <w:t xml:space="preserve"> παίκτης </w:t>
-                      </w:r>
-                      <w:r>
-                        <w:rPr>
-                          <w:color w:val="FFFFFF" w:themeColor="background1"/>
-                          <w:sz w:val="20"/>
-                          <w:szCs w:val="20"/>
-                          <w:lang w:val="el-GR"/>
-                        </w:rPr>
-                        <w:t>ανακεφαλαιώνει τις πληροφορίες που έχει αποκτήσει.</w:t>
+                        <w:t xml:space="preserve"> παίκτης ανακεφαλαιώνει τις πληροφορίες που έχει αποκτήσει.</w:t>
                       </w:r>
                     </w:p>
                     <w:p>
@@ -4043,20 +4543,21 @@
         </w:rPr>
         <w:t>ιβλίο</w:t>
       </w:r>
-      <w:bookmarkEnd w:id="11"/>
-    </w:p>
-    <w:p>
-      <w:pPr>
-        <w:rPr>
-          <w:lang w:val="el-GR"/>
-        </w:rPr>
-      </w:pPr>
-      <w:r>
-        <w:rPr>
+      <w:bookmarkEnd w:id="14"/>
+    </w:p>
+    <w:p>
+      <w:pPr>
+        <w:rPr>
+          <w:lang w:val="el-GR"/>
+        </w:rPr>
+      </w:pPr>
+      <w:r>
+        <w:rPr>
+          <w:noProof/>
           <w:lang w:val="el-GR"/>
         </w:rPr>
         <w:drawing>
-          <wp:anchor distT="0" distB="0" distL="114300" distR="114300" simplePos="0" relativeHeight="251673600" behindDoc="0" locked="0" layoutInCell="1" allowOverlap="1" wp14:anchorId="6027DD9E" wp14:editId="7940BFAF">
+          <wp:anchor distT="0" distB="0" distL="114300" distR="114300" simplePos="0" relativeHeight="251673600" behindDoc="0" locked="0" layoutInCell="1" allowOverlap="1" wp14:anchorId="6027DD9E" wp14:editId="1776CA90">
             <wp:simplePos x="0" y="0"/>
             <wp:positionH relativeFrom="column">
               <wp:posOffset>3457917</wp:posOffset>
@@ -4087,7 +4588,7 @@
                     <pic:cNvPicPr/>
                   </pic:nvPicPr>
                   <pic:blipFill>
-                    <a:blip r:embed="rId17" cstate="print">
+                    <a:blip r:embed="rId18" cstate="print">
                       <a:extLst>
                         <a:ext uri="{28A0092B-C50C-407E-A947-70E740481C1C}">
                           <a14:useLocalDpi xmlns:a14="http://schemas.microsoft.com/office/drawing/2010/main" val="0"/>
@@ -4165,6 +4666,7 @@
         <w:rPr>
           <w:lang w:val="el-GR"/>
         </w:rPr>
+        <w:lastRenderedPageBreak/>
         <w:t xml:space="preserve">Το βιβλίο περιέχει </w:t>
       </w:r>
       <w:r>
@@ -4177,7 +4679,22 @@
         <w:rPr>
           <w:lang w:val="el-GR"/>
         </w:rPr>
-        <w:t xml:space="preserve"> Στην πρώτη σελίδα, ο παίκτης μπορεί να ξαναδιαβάσει όλες τις πληροφορίες που ξεκλείδωσε στην επίσκεψή του. Στην δεύτερη σελίδα αποθηκεύονται όλες οι αγορές που έκανε ο παίκτης στην αγορά.</w:t>
+        <w:t xml:space="preserve"> Στην πρώτη σελίδα, ο παίκτης μπορεί να ξαναδιαβάσει όλες τις πληροφορίες που ξεκλείδωσε στην επίσκεψή του. Στην δεύτερη σελίδα αποθηκεύονται όλες οι αγορές που έκανε ο παίκτης στην </w:t>
+      </w:r>
+      <w:hyperlink w:anchor="_Αγορά" w:history="1">
+        <w:r>
+          <w:rPr>
+            <w:rStyle w:val="Hyperlink"/>
+            <w:lang w:val="el-GR"/>
+          </w:rPr>
+          <w:t>αγορά</w:t>
+        </w:r>
+      </w:hyperlink>
+      <w:r>
+        <w:rPr>
+          <w:lang w:val="el-GR"/>
+        </w:rPr>
+        <w:t>.</w:t>
       </w:r>
     </w:p>
     <w:p>
@@ -4191,9 +4708,9 @@
           <w:lang w:val="el-GR"/>
         </w:rPr>
       </w:pPr>
-      <w:bookmarkStart w:id="13" w:name="_Toc206079451"/>
-      <w:bookmarkStart w:id="14" w:name="_Χάρτης"/>
-      <w:bookmarkEnd w:id="14"/>
+      <w:bookmarkStart w:id="15" w:name="_Χάρτης"/>
+      <w:bookmarkStart w:id="16" w:name="_Toc206080209"/>
+      <w:bookmarkEnd w:id="15"/>
       <w:r>
         <w:rPr>
           <w:lang w:val="el-GR"/>
@@ -4206,7 +4723,7 @@
         </w:rPr>
         <w:t>άρτης</w:t>
       </w:r>
-      <w:bookmarkEnd w:id="13"/>
+      <w:bookmarkEnd w:id="16"/>
     </w:p>
     <w:p>
       <w:pPr>
@@ -4299,7 +4816,7 @@
           </mc:Choice>
           <mc:Fallback>
             <w:pict>
-              <v:shape w14:anchorId="5811E539" id="_x0000_s1032" type="#_x0000_t202" style="position:absolute;margin-left:247.85pt;margin-top:3.55pt;width:95.1pt;height:39.7pt;z-index:251676672;visibility:visible;mso-wrap-style:square;mso-width-percent:0;mso-height-percent:0;mso-wrap-distance-left:9pt;mso-wrap-distance-top:0;mso-wrap-distance-right:9pt;mso-wrap-distance-bottom:0;mso-position-horizontal:absolute;mso-position-horizontal-relative:margin;mso-position-vertical:absolute;mso-position-vertical-relative:text;mso-width-percent:0;mso-height-percent:0;mso-width-relative:margin;mso-height-relative:margin;v-text-anchor:top" o:gfxdata="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" fillcolor="#c00000" strokeweight=".5pt">
+              <v:shape w14:anchorId="5811E539" id="_x0000_s1033" type="#_x0000_t202" style="position:absolute;margin-left:247.85pt;margin-top:3.55pt;width:95.1pt;height:39.7pt;z-index:251676672;visibility:visible;mso-wrap-style:square;mso-width-percent:0;mso-height-percent:0;mso-wrap-distance-left:9pt;mso-wrap-distance-top:0;mso-wrap-distance-right:9pt;mso-wrap-distance-bottom:0;mso-position-horizontal:absolute;mso-position-horizontal-relative:margin;mso-position-vertical:absolute;mso-position-vertical-relative:text;mso-width-percent:0;mso-height-percent:0;mso-width-relative:margin;mso-height-relative:margin;v-text-anchor:top" o:gfxdata="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" fillcolor="#c00000" strokeweight=".5pt">
                 <v:textbox>
                   <w:txbxContent>
                     <w:p>
@@ -4331,6 +4848,7 @@
       </w:r>
       <w:r>
         <w:rPr>
+          <w:noProof/>
           <w:lang w:val="el-GR"/>
         </w:rPr>
         <w:drawing>
@@ -4349,7 +4867,7 @@
                     <pic:cNvPicPr/>
                   </pic:nvPicPr>
                   <pic:blipFill>
-                    <a:blip r:embed="rId18"/>
+                    <a:blip r:embed="rId19"/>
                     <a:stretch>
                       <a:fillRect/>
                     </a:stretch>
@@ -4395,8 +4913,277 @@
         <w:t xml:space="preserve"> τον χάρτη. Κάθε πινέζα αντιπροσωπεύει μια σκηνή. Σημείωση: κάποιες σκηνές είναι κρυμμένες από τον χάρτη, και θα πρέπει να εξερευνήσετε για να τις βρείτε.</w:t>
       </w:r>
     </w:p>
+    <w:p>
+      <w:pPr>
+        <w:pStyle w:val="Heading2"/>
+        <w:numPr>
+          <w:ilvl w:val="1"/>
+          <w:numId w:val="1"/>
+        </w:numPr>
+        <w:rPr>
+          <w:lang w:val="el-GR"/>
+        </w:rPr>
+      </w:pPr>
+      <w:bookmarkStart w:id="17" w:name="_Βοήθεια"/>
+      <w:bookmarkStart w:id="18" w:name="_Toc206080210"/>
+      <w:bookmarkEnd w:id="17"/>
+      <w:r>
+        <w:rPr>
+          <w:lang w:val="el-GR"/>
+        </w:rPr>
+        <w:t>Βοήθεια</w:t>
+      </w:r>
+      <w:bookmarkEnd w:id="18"/>
+    </w:p>
+    <w:p>
+      <w:pPr>
+        <w:rPr>
+          <w:lang w:val="el-GR"/>
+        </w:rPr>
+      </w:pPr>
+      <w:r>
+        <w:rPr>
+          <w:lang w:val="el-GR"/>
+        </w:rPr>
+        <w:t>Ανοίγει μια ιστοσελίδα βοήθειας στον φυλλομετρητή της επιλογής σας. Περιέχει λύσεις για τα μυστικά του κάστρου, σε περίπτωση που χαθείτε.</w:t>
+      </w:r>
+    </w:p>
+    <w:p>
+      <w:pPr>
+        <w:pStyle w:val="Heading2"/>
+        <w:numPr>
+          <w:ilvl w:val="1"/>
+          <w:numId w:val="1"/>
+        </w:numPr>
+        <w:rPr>
+          <w:lang w:val="el-GR"/>
+        </w:rPr>
+      </w:pPr>
+      <w:bookmarkStart w:id="19" w:name="_Πορτοφόλι"/>
+      <w:bookmarkStart w:id="20" w:name="_Toc206080211"/>
+      <w:bookmarkEnd w:id="19"/>
+      <w:r>
+        <w:rPr>
+          <w:noProof/>
+          <w14:ligatures w14:val="standardContextual"/>
+        </w:rPr>
+        <mc:AlternateContent>
+          <mc:Choice Requires="wps">
+            <w:drawing>
+              <wp:anchor distT="0" distB="0" distL="114300" distR="114300" simplePos="0" relativeHeight="251678720" behindDoc="0" locked="0" layoutInCell="1" allowOverlap="1" wp14:anchorId="6EE71749" wp14:editId="4BFFA683">
+                <wp:simplePos x="0" y="0"/>
+                <wp:positionH relativeFrom="margin">
+                  <wp:posOffset>3240991</wp:posOffset>
+                </wp:positionH>
+                <wp:positionV relativeFrom="paragraph">
+                  <wp:posOffset>264013</wp:posOffset>
+                </wp:positionV>
+                <wp:extent cx="1207477" cy="504093"/>
+                <wp:effectExtent l="0" t="0" r="12065" b="10795"/>
+                <wp:wrapNone/>
+                <wp:docPr id="1450034440" name="Text Box 2"/>
+                <wp:cNvGraphicFramePr/>
+                <a:graphic xmlns:a="http://schemas.openxmlformats.org/drawingml/2006/main">
+                  <a:graphicData uri="http://schemas.microsoft.com/office/word/2010/wordprocessingShape">
+                    <wps:wsp>
+                      <wps:cNvSpPr txBox="1"/>
+                      <wps:spPr>
+                        <a:xfrm>
+                          <a:off x="0" y="0"/>
+                          <a:ext cx="1207477" cy="504093"/>
+                        </a:xfrm>
+                        <a:prstGeom prst="rect">
+                          <a:avLst/>
+                        </a:prstGeom>
+                        <a:solidFill>
+                          <a:srgbClr val="C00000"/>
+                        </a:solidFill>
+                        <a:ln w="6350">
+                          <a:solidFill>
+                            <a:prstClr val="black"/>
+                          </a:solidFill>
+                        </a:ln>
+                      </wps:spPr>
+                      <wps:txbx>
+                        <w:txbxContent>
+                          <w:p>
+                            <w:pPr>
+                              <w:jc w:val="center"/>
+                              <w:rPr>
+                                <w:color w:val="FFFFFF" w:themeColor="background1"/>
+                                <w:sz w:val="20"/>
+                                <w:szCs w:val="20"/>
+                                <w:lang w:val="el-GR"/>
+                              </w:rPr>
+                            </w:pPr>
+                            <w:r>
+                              <w:rPr>
+                                <w:color w:val="FFFFFF" w:themeColor="background1"/>
+                                <w:sz w:val="20"/>
+                                <w:szCs w:val="20"/>
+                                <w:lang w:val="el-GR"/>
+                              </w:rPr>
+                              <w:t xml:space="preserve">Ο παίκτης </w:t>
+                            </w:r>
+                            <w:r>
+                              <w:rPr>
+                                <w:color w:val="FFFFFF" w:themeColor="background1"/>
+                                <w:sz w:val="20"/>
+                                <w:szCs w:val="20"/>
+                                <w:lang w:val="el-GR"/>
+                              </w:rPr>
+                              <w:t>έχει 4 νομίσματα.</w:t>
+                            </w:r>
+                          </w:p>
+                        </w:txbxContent>
+                      </wps:txbx>
+                      <wps:bodyPr rot="0" spcFirstLastPara="0" vertOverflow="overflow" horzOverflow="overflow" vert="horz" wrap="square" lIns="91440" tIns="45720" rIns="91440" bIns="45720" numCol="1" spcCol="0" rtlCol="0" fromWordArt="0" anchor="t" anchorCtr="0" forceAA="0" compatLnSpc="1">
+                        <a:prstTxWarp prst="textNoShape">
+                          <a:avLst/>
+                        </a:prstTxWarp>
+                        <a:noAutofit/>
+                      </wps:bodyPr>
+                    </wps:wsp>
+                  </a:graphicData>
+                </a:graphic>
+                <wp14:sizeRelH relativeFrom="margin">
+                  <wp14:pctWidth>0</wp14:pctWidth>
+                </wp14:sizeRelH>
+                <wp14:sizeRelV relativeFrom="margin">
+                  <wp14:pctHeight>0</wp14:pctHeight>
+                </wp14:sizeRelV>
+              </wp:anchor>
+            </w:drawing>
+          </mc:Choice>
+          <mc:Fallback>
+            <w:pict>
+              <v:shape w14:anchorId="6EE71749" id="_x0000_s1034" type="#_x0000_t202" style="position:absolute;left:0;text-align:left;margin-left:255.2pt;margin-top:20.8pt;width:95.1pt;height:39.7pt;z-index:251678720;visibility:visible;mso-wrap-style:square;mso-width-percent:0;mso-height-percent:0;mso-wrap-distance-left:9pt;mso-wrap-distance-top:0;mso-wrap-distance-right:9pt;mso-wrap-distance-bottom:0;mso-position-horizontal:absolute;mso-position-horizontal-relative:margin;mso-position-vertical:absolute;mso-position-vertical-relative:text;mso-width-percent:0;mso-height-percent:0;mso-width-relative:margin;mso-height-relative:margin;v-text-anchor:top" o:gfxdata="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" fillcolor="#c00000" strokeweight=".5pt">
+                <v:textbox>
+                  <w:txbxContent>
+                    <w:p>
+                      <w:pPr>
+                        <w:jc w:val="center"/>
+                        <w:rPr>
+                          <w:color w:val="FFFFFF" w:themeColor="background1"/>
+                          <w:sz w:val="20"/>
+                          <w:szCs w:val="20"/>
+                          <w:lang w:val="el-GR"/>
+                        </w:rPr>
+                      </w:pPr>
+                      <w:r>
+                        <w:rPr>
+                          <w:color w:val="FFFFFF" w:themeColor="background1"/>
+                          <w:sz w:val="20"/>
+                          <w:szCs w:val="20"/>
+                          <w:lang w:val="el-GR"/>
+                        </w:rPr>
+                        <w:t xml:space="preserve">Ο παίκτης </w:t>
+                      </w:r>
+                      <w:r>
+                        <w:rPr>
+                          <w:color w:val="FFFFFF" w:themeColor="background1"/>
+                          <w:sz w:val="20"/>
+                          <w:szCs w:val="20"/>
+                          <w:lang w:val="el-GR"/>
+                        </w:rPr>
+                        <w:t>έχει 4 νομίσματα.</w:t>
+                      </w:r>
+                    </w:p>
+                  </w:txbxContent>
+                </v:textbox>
+                <w10:wrap anchorx="margin"/>
+              </v:shape>
+            </w:pict>
+          </mc:Fallback>
+        </mc:AlternateContent>
+      </w:r>
+      <w:r>
+        <w:rPr>
+          <w:lang w:val="el-GR"/>
+        </w:rPr>
+        <w:t>Πορτοφόλι</w:t>
+      </w:r>
+      <w:bookmarkEnd w:id="20"/>
+    </w:p>
+    <w:p>
+      <w:pPr>
+        <w:jc w:val="center"/>
+        <w:rPr>
+          <w:lang w:val="el-GR"/>
+        </w:rPr>
+      </w:pPr>
+      <w:r>
+        <w:rPr>
+          <w:lang w:val="el-GR"/>
+        </w:rPr>
+        <w:drawing>
+          <wp:inline distT="0" distB="0" distL="0" distR="0" wp14:anchorId="5EBE46FD" wp14:editId="44B62DEE">
+            <wp:extent cx="1095528" cy="457264"/>
+            <wp:effectExtent l="0" t="0" r="9525" b="0"/>
+            <wp:docPr id="1831484705" name="Picture 1"/>
+            <wp:cNvGraphicFramePr>
+              <a:graphicFrameLocks xmlns:a="http://schemas.openxmlformats.org/drawingml/2006/main" noChangeAspect="1"/>
+            </wp:cNvGraphicFramePr>
+            <a:graphic xmlns:a="http://schemas.openxmlformats.org/drawingml/2006/main">
+              <a:graphicData uri="http://schemas.openxmlformats.org/drawingml/2006/picture">
+                <pic:pic xmlns:pic="http://schemas.openxmlformats.org/drawingml/2006/picture">
+                  <pic:nvPicPr>
+                    <pic:cNvPr id="1831484705" name=""/>
+                    <pic:cNvPicPr/>
+                  </pic:nvPicPr>
+                  <pic:blipFill>
+                    <a:blip r:embed="rId20"/>
+                    <a:stretch>
+                      <a:fillRect/>
+                    </a:stretch>
+                  </pic:blipFill>
+                  <pic:spPr>
+                    <a:xfrm>
+                      <a:off x="0" y="0"/>
+                      <a:ext cx="1095528" cy="457264"/>
+                    </a:xfrm>
+                    <a:prstGeom prst="rect">
+                      <a:avLst/>
+                    </a:prstGeom>
+                  </pic:spPr>
+                </pic:pic>
+              </a:graphicData>
+            </a:graphic>
+          </wp:inline>
+        </w:drawing>
+      </w:r>
+    </w:p>
+    <w:p>
+      <w:pPr>
+        <w:rPr>
+          <w:lang w:val="el-GR"/>
+        </w:rPr>
+      </w:pPr>
+      <w:r>
+        <w:rPr>
+          <w:lang w:val="el-GR"/>
+        </w:rPr>
+        <w:t xml:space="preserve">Ένα στατικό στοιχείο του </w:t>
+      </w:r>
+      <w:r>
+        <w:t>UI</w:t>
+      </w:r>
+      <w:r>
+        <w:rPr>
+          <w:lang w:val="el-GR"/>
+        </w:rPr>
+        <w:t>, ενημερώνει τον χρήστη πόσα νομίσματα έχει.</w:t>
+      </w:r>
+    </w:p>
+    <w:p>
+      <w:pPr>
+        <w:rPr>
+          <w:lang w:val="el-GR"/>
+        </w:rPr>
+      </w:pPr>
+    </w:p>
     <w:sectPr>
-      <w:headerReference w:type="default" r:id="rId19"/>
+      <w:headerReference w:type="default" r:id="rId21"/>
       <w:pgSz w:w="11906" w:h="16838"/>
       <w:pgMar w:top="1440" w:right="1800" w:bottom="1440" w:left="1800" w:header="708" w:footer="708" w:gutter="0"/>
       <w:cols w:space="708"/>
@@ -5687,6 +6474,18 @@
       <w:shd w:val="clear" w:color="auto" w:fill="E1DFDD"/>
     </w:rPr>
   </w:style>
+  <w:style w:type="character" w:styleId="FollowedHyperlink">
+    <w:name w:val="FollowedHyperlink"/>
+    <w:basedOn w:val="DefaultParagraphFont"/>
+    <w:uiPriority w:val="99"/>
+    <w:semiHidden/>
+    <w:unhideWhenUsed/>
+    <w:rsid w:val="00B15108"/>
+    <w:rPr>
+      <w:color w:val="954F72" w:themeColor="followedHyperlink"/>
+      <w:u w:val="single"/>
+    </w:rPr>
+  </w:style>
 </w:styles>
 </file>
 

--- a/Manual/user_manual.docx
+++ b/Manual/user_manual.docx
@@ -2121,13 +2121,13 @@
         <mc:AlternateContent>
           <mc:Choice Requires="wps">
             <w:drawing>
-              <wp:anchor distT="0" distB="0" distL="114300" distR="114300" simplePos="0" relativeHeight="251660288" behindDoc="0" locked="0" layoutInCell="1" allowOverlap="1" wp14:anchorId="0F8F838E" wp14:editId="7A525A45">
+              <wp:anchor distT="0" distB="0" distL="114300" distR="114300" simplePos="0" relativeHeight="251660288" behindDoc="0" locked="0" layoutInCell="1" allowOverlap="1" wp14:anchorId="0F8F838E" wp14:editId="63F908BA">
                 <wp:simplePos x="0" y="0"/>
-                <wp:positionH relativeFrom="column">
-                  <wp:posOffset>-1014046</wp:posOffset>
+                <wp:positionH relativeFrom="margin">
+                  <wp:align>center</wp:align>
                 </wp:positionH>
                 <wp:positionV relativeFrom="paragraph">
-                  <wp:posOffset>3161958</wp:posOffset>
+                  <wp:posOffset>3120634</wp:posOffset>
                 </wp:positionV>
                 <wp:extent cx="6980604" cy="486508"/>
                 <wp:effectExtent l="0" t="0" r="10795" b="27940"/>
@@ -2183,25 +2183,7 @@
                                   <w:szCs w:val="20"/>
                                   <w:lang w:val="el-GR"/>
                                 </w:rPr>
-                                <w:t>σημείο</w:t>
-                              </w:r>
-                              <w:r>
-                                <w:rPr>
-                                  <w:rStyle w:val="Hyperlink"/>
-                                  <w:sz w:val="20"/>
-                                  <w:szCs w:val="20"/>
-                                  <w:lang w:val="el-GR"/>
-                                </w:rPr>
-                                <w:t xml:space="preserve"> </w:t>
-                              </w:r>
-                              <w:r>
-                                <w:rPr>
-                                  <w:rStyle w:val="Hyperlink"/>
-                                  <w:sz w:val="20"/>
-                                  <w:szCs w:val="20"/>
-                                  <w:lang w:val="el-GR"/>
-                                </w:rPr>
-                                <w:t>πληροφόρησης</w:t>
+                                <w:t>σημείο πληροφόρησης</w:t>
                               </w:r>
                             </w:hyperlink>
                             <w:r>
@@ -2374,7 +2356,7 @@
                 <v:stroke joinstyle="miter"/>
                 <v:path gradientshapeok="t" o:connecttype="rect"/>
               </v:shapetype>
-              <v:shape id="Text Box 2" o:spid="_x0000_s1026" type="#_x0000_t202" style="position:absolute;margin-left:-79.85pt;margin-top:248.95pt;width:549.65pt;height:38.3pt;z-index:251660288;visibility:visible;mso-wrap-style:square;mso-width-percent:0;mso-height-percent:0;mso-wrap-distance-left:9pt;mso-wrap-distance-top:0;mso-wrap-distance-right:9pt;mso-wrap-distance-bottom:0;mso-position-horizontal:absolute;mso-position-horizontal-relative:text;mso-position-vertical:absolute;mso-position-vertical-relative:text;mso-width-percent:0;mso-height-percent:0;mso-width-relative:margin;mso-height-relative:margin;v-text-anchor:top" o:gfxdata="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" fillcolor="#c00000" strokeweight=".5pt">
+              <v:shape id="Text Box 2" o:spid="_x0000_s1026" type="#_x0000_t202" style="position:absolute;margin-left:0;margin-top:245.7pt;width:549.65pt;height:38.3pt;z-index:251660288;visibility:visible;mso-wrap-style:square;mso-width-percent:0;mso-height-percent:0;mso-wrap-distance-left:9pt;mso-wrap-distance-top:0;mso-wrap-distance-right:9pt;mso-wrap-distance-bottom:0;mso-position-horizontal:center;mso-position-horizontal-relative:margin;mso-position-vertical:absolute;mso-position-vertical-relative:text;mso-width-percent:0;mso-height-percent:0;mso-width-relative:margin;mso-height-relative:margin;v-text-anchor:top" o:gfxdata="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" fillcolor="#c00000" strokeweight=".5pt">
                 <v:textbox>
                   <w:txbxContent>
                     <w:p>
@@ -2403,25 +2385,7 @@
                             <w:szCs w:val="20"/>
                             <w:lang w:val="el-GR"/>
                           </w:rPr>
-                          <w:t>σημείο</w:t>
-                        </w:r>
-                        <w:r>
-                          <w:rPr>
-                            <w:rStyle w:val="Hyperlink"/>
-                            <w:sz w:val="20"/>
-                            <w:szCs w:val="20"/>
-                            <w:lang w:val="el-GR"/>
-                          </w:rPr>
-                          <w:t xml:space="preserve"> </w:t>
-                        </w:r>
-                        <w:r>
-                          <w:rPr>
-                            <w:rStyle w:val="Hyperlink"/>
-                            <w:sz w:val="20"/>
-                            <w:szCs w:val="20"/>
-                            <w:lang w:val="el-GR"/>
-                          </w:rPr>
-                          <w:t>πληροφόρησης</w:t>
+                          <w:t>σημείο πληροφόρησης</w:t>
                         </w:r>
                       </w:hyperlink>
                       <w:r>
@@ -2570,6 +2534,7 @@
                     </w:p>
                   </w:txbxContent>
                 </v:textbox>
+                <w10:wrap anchorx="margin"/>
               </v:shape>
             </w:pict>
           </mc:Fallback>
@@ -2581,7 +2546,7 @@
           <w14:ligatures w14:val="standardContextual"/>
         </w:rPr>
         <w:drawing>
-          <wp:inline distT="0" distB="0" distL="0" distR="0" wp14:anchorId="3D54CABA" wp14:editId="4345AB23">
+          <wp:inline distT="0" distB="0" distL="0" distR="0" wp14:anchorId="3D54CABA" wp14:editId="5B2DECDE">
             <wp:extent cx="5274310" cy="2965450"/>
             <wp:effectExtent l="0" t="0" r="2540" b="6350"/>
             <wp:docPr id="1471218861" name="Picture 1"/>
@@ -4043,16 +4008,7 @@
                                 <w:szCs w:val="20"/>
                                 <w:lang w:val="el-GR"/>
                               </w:rPr>
-                              <w:t xml:space="preserve">Ο παίκτης </w:t>
-                            </w:r>
-                            <w:r>
-                              <w:rPr>
-                                <w:color w:val="FFFFFF" w:themeColor="background1"/>
-                                <w:sz w:val="20"/>
-                                <w:szCs w:val="20"/>
-                                <w:lang w:val="el-GR"/>
-                              </w:rPr>
-                              <w:t>ετοιμάζεται να αγοράσει τον αναμνηστικό χάρτη με την πιστωτική του κάρτα.</w:t>
+                              <w:t>Ο παίκτης ετοιμάζεται να αγοράσει τον αναμνηστικό χάρτη με την πιστωτική του κάρτα.</w:t>
                             </w:r>
                           </w:p>
                         </w:txbxContent>
@@ -4096,16 +4052,7 @@
                           <w:szCs w:val="20"/>
                           <w:lang w:val="el-GR"/>
                         </w:rPr>
-                        <w:t xml:space="preserve">Ο παίκτης </w:t>
-                      </w:r>
-                      <w:r>
-                        <w:rPr>
-                          <w:color w:val="FFFFFF" w:themeColor="background1"/>
-                          <w:sz w:val="20"/>
-                          <w:szCs w:val="20"/>
-                          <w:lang w:val="el-GR"/>
-                        </w:rPr>
-                        <w:t>ετοιμάζεται να αγοράσει τον αναμνηστικό χάρτη με την πιστωτική του κάρτα.</w:t>
+                        <w:t>Ο παίκτης ετοιμάζεται να αγοράσει τον αναμνηστικό χάρτη με την πιστωτική του κάρτα.</w:t>
                       </w:r>
                     </w:p>
                   </w:txbxContent>
@@ -4132,6 +4079,7 @@
       </w:pPr>
       <w:r>
         <w:rPr>
+          <w:noProof/>
           <w:lang w:val="el-GR"/>
         </w:rPr>
         <w:drawing>
@@ -4557,7 +4505,7 @@
           <w:lang w:val="el-GR"/>
         </w:rPr>
         <w:drawing>
-          <wp:anchor distT="0" distB="0" distL="114300" distR="114300" simplePos="0" relativeHeight="251673600" behindDoc="0" locked="0" layoutInCell="1" allowOverlap="1" wp14:anchorId="6027DD9E" wp14:editId="1776CA90">
+          <wp:anchor distT="0" distB="0" distL="114300" distR="114300" simplePos="0" relativeHeight="251673600" behindDoc="0" locked="0" layoutInCell="1" allowOverlap="1" wp14:anchorId="6027DD9E" wp14:editId="63D0C54C">
             <wp:simplePos x="0" y="0"/>
             <wp:positionH relativeFrom="column">
               <wp:posOffset>3457917</wp:posOffset>
@@ -5023,16 +4971,7 @@
                                 <w:szCs w:val="20"/>
                                 <w:lang w:val="el-GR"/>
                               </w:rPr>
-                              <w:t xml:space="preserve">Ο παίκτης </w:t>
-                            </w:r>
-                            <w:r>
-                              <w:rPr>
-                                <w:color w:val="FFFFFF" w:themeColor="background1"/>
-                                <w:sz w:val="20"/>
-                                <w:szCs w:val="20"/>
-                                <w:lang w:val="el-GR"/>
-                              </w:rPr>
-                              <w:t>έχει 4 νομίσματα.</w:t>
+                              <w:t>Ο παίκτης έχει 4 νομίσματα.</w:t>
                             </w:r>
                           </w:p>
                         </w:txbxContent>
@@ -5077,16 +5016,7 @@
                           <w:szCs w:val="20"/>
                           <w:lang w:val="el-GR"/>
                         </w:rPr>
-                        <w:t xml:space="preserve">Ο παίκτης </w:t>
-                      </w:r>
-                      <w:r>
-                        <w:rPr>
-                          <w:color w:val="FFFFFF" w:themeColor="background1"/>
-                          <w:sz w:val="20"/>
-                          <w:szCs w:val="20"/>
-                          <w:lang w:val="el-GR"/>
-                        </w:rPr>
-                        <w:t>έχει 4 νομίσματα.</w:t>
+                        <w:t>Ο παίκτης έχει 4 νομίσματα.</w:t>
                       </w:r>
                     </w:p>
                   </w:txbxContent>
@@ -5114,6 +5044,7 @@
       </w:pPr>
       <w:r>
         <w:rPr>
+          <w:noProof/>
           <w:lang w:val="el-GR"/>
         </w:rPr>
         <w:drawing>

--- a/Manual/user_manual.docx
+++ b/Manual/user_manual.docx
@@ -2546,7 +2546,7 @@
           <w14:ligatures w14:val="standardContextual"/>
         </w:rPr>
         <w:drawing>
-          <wp:inline distT="0" distB="0" distL="0" distR="0" wp14:anchorId="3D54CABA" wp14:editId="5B2DECDE">
+          <wp:inline distT="0" distB="0" distL="0" distR="0" wp14:anchorId="3D54CABA" wp14:editId="18C8698B">
             <wp:extent cx="5274310" cy="2965450"/>
             <wp:effectExtent l="0" t="0" r="2540" b="6350"/>
             <wp:docPr id="1471218861" name="Picture 1"/>
@@ -2727,16 +2727,16 @@
         <mc:AlternateContent>
           <mc:Choice Requires="wps">
             <w:drawing>
-              <wp:anchor distT="0" distB="0" distL="114300" distR="114300" simplePos="0" relativeHeight="251662336" behindDoc="0" locked="0" layoutInCell="1" allowOverlap="1" wp14:anchorId="4760EDA5" wp14:editId="23F5D6C6">
+              <wp:anchor distT="0" distB="0" distL="114300" distR="114300" simplePos="0" relativeHeight="251662336" behindDoc="0" locked="0" layoutInCell="1" allowOverlap="1" wp14:anchorId="4760EDA5" wp14:editId="72491E60">
                 <wp:simplePos x="0" y="0"/>
                 <wp:positionH relativeFrom="page">
-                  <wp:posOffset>2039815</wp:posOffset>
+                  <wp:posOffset>2039814</wp:posOffset>
                 </wp:positionH>
                 <wp:positionV relativeFrom="paragraph">
-                  <wp:posOffset>2478405</wp:posOffset>
+                  <wp:posOffset>2478893</wp:posOffset>
                 </wp:positionV>
-                <wp:extent cx="3165231" cy="486508"/>
-                <wp:effectExtent l="0" t="0" r="16510" b="27940"/>
+                <wp:extent cx="3300047" cy="486508"/>
+                <wp:effectExtent l="0" t="0" r="15240" b="27940"/>
                 <wp:wrapNone/>
                 <wp:docPr id="669929266" name="Text Box 2"/>
                 <wp:cNvGraphicFramePr/>
@@ -2747,7 +2747,7 @@
                       <wps:spPr>
                         <a:xfrm>
                           <a:off x="0" y="0"/>
-                          <a:ext cx="3165231" cy="486508"/>
+                          <a:ext cx="3300047" cy="486508"/>
                         </a:xfrm>
                         <a:prstGeom prst="rect">
                           <a:avLst/>
@@ -2840,7 +2840,7 @@
           </mc:Choice>
           <mc:Fallback>
             <w:pict>
-              <v:shape w14:anchorId="4760EDA5" id="_x0000_s1027" type="#_x0000_t202" style="position:absolute;margin-left:160.6pt;margin-top:195.15pt;width:249.25pt;height:38.3pt;z-index:251662336;visibility:visible;mso-wrap-style:square;mso-width-percent:0;mso-height-percent:0;mso-wrap-distance-left:9pt;mso-wrap-distance-top:0;mso-wrap-distance-right:9pt;mso-wrap-distance-bottom:0;mso-position-horizontal:absolute;mso-position-horizontal-relative:page;mso-position-vertical:absolute;mso-position-vertical-relative:text;mso-width-percent:0;mso-height-percent:0;mso-width-relative:margin;mso-height-relative:margin;v-text-anchor:top" o:gfxdata="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" fillcolor="#c00000" strokeweight=".5pt">
+              <v:shape w14:anchorId="4760EDA5" id="_x0000_s1027" type="#_x0000_t202" style="position:absolute;margin-left:160.6pt;margin-top:195.2pt;width:259.85pt;height:38.3pt;z-index:251662336;visibility:visible;mso-wrap-style:square;mso-width-percent:0;mso-height-percent:0;mso-wrap-distance-left:9pt;mso-wrap-distance-top:0;mso-wrap-distance-right:9pt;mso-wrap-distance-bottom:0;mso-position-horizontal:absolute;mso-position-horizontal-relative:page;mso-position-vertical:absolute;mso-position-vertical-relative:text;mso-width-percent:0;mso-height-percent:0;mso-width-relative:margin;mso-height-relative:margin;v-text-anchor:top" o:gfxdata="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" fillcolor="#c00000" strokeweight=".5pt">
                 <v:textbox>
                   <w:txbxContent>
                     <w:p>
@@ -4505,7 +4505,7 @@
           <w:lang w:val="el-GR"/>
         </w:rPr>
         <w:drawing>
-          <wp:anchor distT="0" distB="0" distL="114300" distR="114300" simplePos="0" relativeHeight="251673600" behindDoc="0" locked="0" layoutInCell="1" allowOverlap="1" wp14:anchorId="6027DD9E" wp14:editId="63D0C54C">
+          <wp:anchor distT="0" distB="0" distL="114300" distR="114300" simplePos="0" relativeHeight="251673600" behindDoc="0" locked="0" layoutInCell="1" allowOverlap="1" wp14:anchorId="6027DD9E" wp14:editId="7A1F2B2D">
             <wp:simplePos x="0" y="0"/>
             <wp:positionH relativeFrom="column">
               <wp:posOffset>3457917</wp:posOffset>
